--- a/az/stories/father-and-son.docx
+++ b/az/stories/father-and-son.docx
@@ -4,424 +4,428 @@
   <w:body>
     <w:p>
       <w:pPr>
-        <w:pStyle w:val="Heading1"/>
+        <w:spacing w:before="0" w:after="60"/>
+        <w:jc w:val="left"/>
       </w:pPr>
       <w:r>
+        <w:rPr>
+          <w:rFonts w:ascii="Arial" w:hAnsi="Arial" w:eastAsia="Arial"/>
+          <w:i w:val="0"/>
+          <w:color w:val="000000"/>
+          <w:sz w:val="52"/>
+        </w:rPr>
         <w:t>Ata və oğul</w:t>
       </w:r>
     </w:p>
     <w:p>
       <w:pPr>
-        <w:ind w:firstLine="425"/>
-        <w:jc w:val="both"/>
+        <w:jc w:val="left"/>
       </w:pPr>
       <w:r>
         <w:rPr>
-          <w:rFonts w:ascii="Times New Roman" w:hAnsi="Times New Roman" w:cs="Times New Roman"/>
-          <w:b w:val="0"/>
+          <w:rFonts w:ascii="Arial" w:hAnsi="Arial" w:eastAsia="Arial"/>
           <w:i w:val="0"/>
-          <w:sz w:val="24"/>
+          <w:color w:val="000000"/>
+          <w:sz w:val="22"/>
         </w:rPr>
         <w:t>Oğul atası ilə möhkəm mübahisədən sonra acıqlanıb evi tərk etmişdi. Buna görə qəlbi yaralanan ata da əsəbiləşmiş, evdə oğlunun adının belə çəkilməsini yasaq etmişdi. Ana isə hər gecə oğlunun yatağında oturub yastığını iyləyə-iyləyə yuxuya gedirdi.</w:t>
       </w:r>
     </w:p>
     <w:p>
       <w:pPr>
-        <w:ind w:firstLine="425"/>
-        <w:jc w:val="both"/>
+        <w:jc w:val="left"/>
       </w:pPr>
       <w:r>
         <w:rPr>
-          <w:rFonts w:ascii="Times New Roman" w:hAnsi="Times New Roman" w:cs="Times New Roman"/>
-          <w:b w:val="0"/>
+          <w:rFonts w:ascii="Arial" w:hAnsi="Arial" w:eastAsia="Arial"/>
           <w:i w:val="0"/>
-          <w:sz w:val="24"/>
+          <w:color w:val="000000"/>
+          <w:sz w:val="22"/>
         </w:rPr>
         <w:t>— Oğlum üçün darıxdım. Nə olar, gedib onu tapaq, evə gətirək, — desə də, ata razılaşmırdı.</w:t>
       </w:r>
     </w:p>
     <w:p>
       <w:pPr>
-        <w:ind w:firstLine="425"/>
-        <w:jc w:val="both"/>
+        <w:jc w:val="left"/>
       </w:pPr>
       <w:r>
         <w:rPr>
-          <w:rFonts w:ascii="Times New Roman" w:hAnsi="Times New Roman" w:cs="Times New Roman"/>
-          <w:b w:val="0"/>
+          <w:rFonts w:ascii="Arial" w:hAnsi="Arial" w:eastAsia="Arial"/>
           <w:i w:val="0"/>
-          <w:sz w:val="24"/>
+          <w:color w:val="000000"/>
+          <w:sz w:val="22"/>
         </w:rPr>
         <w:t>Aradan uzun müddət keçmişdi.</w:t>
       </w:r>
     </w:p>
     <w:p>
       <w:pPr>
-        <w:ind w:firstLine="425"/>
-        <w:jc w:val="both"/>
+        <w:jc w:val="left"/>
       </w:pPr>
       <w:r>
         <w:rPr>
-          <w:rFonts w:ascii="Times New Roman" w:hAnsi="Times New Roman" w:cs="Times New Roman"/>
-          <w:b w:val="0"/>
+          <w:rFonts w:ascii="Arial" w:hAnsi="Arial" w:eastAsia="Arial"/>
           <w:i w:val="0"/>
-          <w:sz w:val="24"/>
+          <w:color w:val="000000"/>
+          <w:sz w:val="22"/>
         </w:rPr>
         <w:t>Bir gün ananın daim göz yaşı içində olduğunu görən atanın ona rəhmi gəldi; cibindən oğlunun ünvanı yazılmış bir kağız parçası çıxarıb anaya uzatdı:</w:t>
       </w:r>
     </w:p>
     <w:p>
       <w:pPr>
-        <w:ind w:firstLine="425"/>
-        <w:jc w:val="both"/>
+        <w:jc w:val="left"/>
       </w:pPr>
       <w:r>
         <w:rPr>
-          <w:rFonts w:ascii="Times New Roman" w:hAnsi="Times New Roman" w:cs="Times New Roman"/>
-          <w:b w:val="0"/>
+          <w:rFonts w:ascii="Arial" w:hAnsi="Arial" w:eastAsia="Arial"/>
           <w:i w:val="0"/>
-          <w:sz w:val="24"/>
+          <w:color w:val="000000"/>
+          <w:sz w:val="22"/>
         </w:rPr>
         <w:t>— Get, bu ünvanda onu tapa bilərsən, — dedi. — Amma ünvanı mənim verdiyimi ona əsla söyləmə.</w:t>
       </w:r>
     </w:p>
     <w:p>
       <w:pPr>
-        <w:ind w:firstLine="425"/>
-        <w:jc w:val="both"/>
+        <w:jc w:val="left"/>
       </w:pPr>
       <w:r>
         <w:rPr>
-          <w:rFonts w:ascii="Times New Roman" w:hAnsi="Times New Roman" w:cs="Times New Roman"/>
-          <w:b w:val="0"/>
+          <w:rFonts w:ascii="Arial" w:hAnsi="Arial" w:eastAsia="Arial"/>
           <w:i w:val="0"/>
-          <w:sz w:val="24"/>
+          <w:color w:val="000000"/>
+          <w:sz w:val="22"/>
         </w:rPr>
         <w:t>Ata daha bir neçə söz desə də, ana sanki onu eşitmirdi; ağlında yalnız ünvan qalmışdı. Sevincindən uçurdu. Dərhal hazırlaşıb yola düşdü və kağızda yazılan ünvana çatdı. Bura bir təmirxana imiş. Oğlu əynində kombinezon çalışırdı. Ana bir neçə dəqiqə gözləri yaşlı halda oğlunu süzdü, nəhayət ona tərəf yürüdü. Uzun müddət ailəsindən xəbərsiz qalan, hamının onu unutduğunu zənn edən oğul anasını görüncə əvvəlcə çaşdı, sonra ona bərk-bərk sarıldı.</w:t>
       </w:r>
     </w:p>
     <w:p>
       <w:pPr>
-        <w:ind w:firstLine="425"/>
-        <w:jc w:val="both"/>
+        <w:jc w:val="left"/>
       </w:pPr>
       <w:r>
         <w:rPr>
-          <w:rFonts w:ascii="Times New Roman" w:hAnsi="Times New Roman" w:cs="Times New Roman"/>
-          <w:b w:val="0"/>
+          <w:rFonts w:ascii="Arial" w:hAnsi="Arial" w:eastAsia="Arial"/>
           <w:i w:val="0"/>
-          <w:sz w:val="24"/>
+          <w:color w:val="000000"/>
+          <w:sz w:val="22"/>
         </w:rPr>
         <w:t>Atasından başqa hər kəsi soruşdu, hal-əhval tutdu və sonda:</w:t>
       </w:r>
     </w:p>
     <w:p>
       <w:pPr>
-        <w:ind w:firstLine="425"/>
-        <w:jc w:val="both"/>
+        <w:jc w:val="left"/>
       </w:pPr>
       <w:r>
         <w:rPr>
-          <w:rFonts w:ascii="Times New Roman" w:hAnsi="Times New Roman" w:cs="Times New Roman"/>
-          <w:b w:val="0"/>
+          <w:rFonts w:ascii="Arial" w:hAnsi="Arial" w:eastAsia="Arial"/>
           <w:i w:val="0"/>
-          <w:sz w:val="24"/>
+          <w:color w:val="000000"/>
+          <w:sz w:val="22"/>
         </w:rPr>
         <w:t>— O adam necədir, hələ də qəzəblidir? — deyə anasından soruşdu.</w:t>
       </w:r>
     </w:p>
     <w:p>
       <w:pPr>
-        <w:ind w:firstLine="425"/>
-        <w:jc w:val="both"/>
+        <w:jc w:val="left"/>
       </w:pPr>
       <w:r>
         <w:rPr>
-          <w:rFonts w:ascii="Times New Roman" w:hAnsi="Times New Roman" w:cs="Times New Roman"/>
-          <w:b w:val="0"/>
+          <w:rFonts w:ascii="Arial" w:hAnsi="Arial" w:eastAsia="Arial"/>
           <w:i w:val="0"/>
-          <w:sz w:val="24"/>
+          <w:color w:val="000000"/>
+          <w:sz w:val="22"/>
         </w:rPr>
         <w:t>Ana bu sualı cavabsız qoyub:</w:t>
       </w:r>
     </w:p>
     <w:p>
       <w:pPr>
-        <w:ind w:firstLine="425"/>
-        <w:jc w:val="both"/>
+        <w:jc w:val="left"/>
       </w:pPr>
       <w:r>
         <w:rPr>
-          <w:rFonts w:ascii="Times New Roman" w:hAnsi="Times New Roman" w:cs="Times New Roman"/>
-          <w:b w:val="0"/>
+          <w:rFonts w:ascii="Arial" w:hAnsi="Arial" w:eastAsia="Arial"/>
           <w:i w:val="0"/>
-          <w:sz w:val="24"/>
+          <w:color w:val="000000"/>
+          <w:sz w:val="22"/>
         </w:rPr>
         <w:t>— Haydı, oğlum, gedək evə, — dedi.</w:t>
       </w:r>
     </w:p>
     <w:p>
       <w:pPr>
-        <w:ind w:firstLine="425"/>
-        <w:jc w:val="both"/>
+        <w:jc w:val="left"/>
       </w:pPr>
       <w:r>
         <w:rPr>
-          <w:rFonts w:ascii="Times New Roman" w:hAnsi="Times New Roman" w:cs="Times New Roman"/>
-          <w:b w:val="0"/>
+          <w:rFonts w:ascii="Arial" w:hAnsi="Arial" w:eastAsia="Arial"/>
           <w:i w:val="0"/>
-          <w:sz w:val="24"/>
+          <w:color w:val="000000"/>
+          <w:sz w:val="22"/>
         </w:rPr>
         <w:t>— Yox, ana, getməyəcəyəm. O adamla bir daha eyni evdə yaşaya bilmərəm, — dedi və iş yerinə tərəf yürüməyə başladı.</w:t>
       </w:r>
     </w:p>
     <w:p>
       <w:pPr>
-        <w:ind w:firstLine="425"/>
-        <w:jc w:val="both"/>
+        <w:jc w:val="left"/>
       </w:pPr>
       <w:r>
         <w:rPr>
-          <w:rFonts w:ascii="Times New Roman" w:hAnsi="Times New Roman" w:cs="Times New Roman"/>
-          <w:b w:val="0"/>
+          <w:rFonts w:ascii="Arial" w:hAnsi="Arial" w:eastAsia="Arial"/>
           <w:i w:val="0"/>
-          <w:sz w:val="24"/>
+          <w:color w:val="000000"/>
+          <w:sz w:val="22"/>
         </w:rPr>
         <w:t>Bir müddət arxasınca oğlunu seyr edən ana hazırladığı şirniyyatı ona vermək üçün səsləndi.</w:t>
       </w:r>
     </w:p>
     <w:p>
       <w:pPr>
-        <w:ind w:firstLine="425"/>
-        <w:jc w:val="both"/>
+        <w:jc w:val="left"/>
       </w:pPr>
       <w:r>
         <w:rPr>
-          <w:rFonts w:ascii="Times New Roman" w:hAnsi="Times New Roman" w:cs="Times New Roman"/>
-          <w:b w:val="0"/>
+          <w:rFonts w:ascii="Arial" w:hAnsi="Arial" w:eastAsia="Arial"/>
           <w:i w:val="0"/>
-          <w:sz w:val="24"/>
+          <w:color w:val="000000"/>
+          <w:sz w:val="22"/>
         </w:rPr>
         <w:t>Oğul sovqatı aldı:</w:t>
       </w:r>
     </w:p>
     <w:p>
       <w:pPr>
-        <w:ind w:firstLine="425"/>
-        <w:jc w:val="both"/>
+        <w:jc w:val="left"/>
       </w:pPr>
       <w:r>
         <w:rPr>
-          <w:rFonts w:ascii="Times New Roman" w:hAnsi="Times New Roman" w:cs="Times New Roman"/>
-          <w:b w:val="0"/>
+          <w:rFonts w:ascii="Arial" w:hAnsi="Arial" w:eastAsia="Arial"/>
           <w:i w:val="0"/>
-          <w:sz w:val="24"/>
+          <w:color w:val="000000"/>
+          <w:sz w:val="22"/>
         </w:rPr>
         <w:t>— Nə olar, ana, israr etmə, gəlməyəcəyəm. Bir dəfə də olsun məni axtarmayan, mənimlə maraqlanmayan bir adamla eyni evdə yaşaya bilmərəm, — dedi.</w:t>
       </w:r>
     </w:p>
     <w:p>
       <w:pPr>
-        <w:ind w:firstLine="425"/>
-        <w:jc w:val="both"/>
+        <w:jc w:val="left"/>
       </w:pPr>
       <w:r>
         <w:rPr>
-          <w:rFonts w:ascii="Times New Roman" w:hAnsi="Times New Roman" w:cs="Times New Roman"/>
-          <w:b w:val="0"/>
+          <w:rFonts w:ascii="Arial" w:hAnsi="Arial" w:eastAsia="Arial"/>
           <w:i w:val="0"/>
-          <w:sz w:val="24"/>
+          <w:color w:val="000000"/>
+          <w:sz w:val="22"/>
         </w:rPr>
         <w:t>Ana boynubükük halda:</w:t>
       </w:r>
     </w:p>
     <w:p>
       <w:pPr>
-        <w:ind w:firstLine="425"/>
-        <w:jc w:val="both"/>
+        <w:jc w:val="left"/>
       </w:pPr>
       <w:r>
         <w:rPr>
-          <w:rFonts w:ascii="Times New Roman" w:hAnsi="Times New Roman" w:cs="Times New Roman"/>
-          <w:b w:val="0"/>
+          <w:rFonts w:ascii="Arial" w:hAnsi="Arial" w:eastAsia="Arial"/>
           <w:i w:val="0"/>
-          <w:sz w:val="24"/>
+          <w:color w:val="000000"/>
+          <w:sz w:val="22"/>
         </w:rPr>
         <w:t>— Olsun, bala, sən bilən məsləhətdir. Görürəm ki, qərarın qətidir, evə qayıtmayacaqsan. Amma atan tapşırdı ki, son bir aydır dostluq etdiyi adamdan uzaq dursun — ondan sənə xeyir gəlməyəcək. Qoy köhnə dostu ilə barışsın, — dedi.</w:t>
       </w:r>
     </w:p>
     <w:p>
       <w:pPr>
-        <w:ind w:firstLine="425"/>
-        <w:jc w:val="both"/>
+        <w:jc w:val="left"/>
       </w:pPr>
       <w:r>
         <w:rPr>
-          <w:rFonts w:ascii="Times New Roman" w:hAnsi="Times New Roman" w:cs="Times New Roman"/>
-          <w:b w:val="0"/>
+          <w:rFonts w:ascii="Arial" w:hAnsi="Arial" w:eastAsia="Arial"/>
           <w:i w:val="0"/>
-          <w:sz w:val="24"/>
+          <w:color w:val="000000"/>
+          <w:sz w:val="22"/>
         </w:rPr>
         <w:t>Bunu eşidən oğul heyrətdən yerində donub qaldı.</w:t>
       </w:r>
     </w:p>
     <w:p>
       <w:pPr>
-        <w:ind w:firstLine="425"/>
-        <w:jc w:val="both"/>
+        <w:jc w:val="left"/>
       </w:pPr>
       <w:r>
         <w:rPr>
-          <w:rFonts w:ascii="Times New Roman" w:hAnsi="Times New Roman" w:cs="Times New Roman"/>
-          <w:b w:val="0"/>
+          <w:rFonts w:ascii="Arial" w:hAnsi="Arial" w:eastAsia="Arial"/>
           <w:i w:val="0"/>
-          <w:sz w:val="24"/>
+          <w:color w:val="000000"/>
+          <w:sz w:val="22"/>
         </w:rPr>
         <w:t>Ana evə döndü və atanı qınadı:</w:t>
       </w:r>
     </w:p>
     <w:p>
       <w:pPr>
-        <w:ind w:firstLine="425"/>
-        <w:jc w:val="both"/>
+        <w:jc w:val="left"/>
       </w:pPr>
       <w:r>
         <w:rPr>
-          <w:rFonts w:ascii="Times New Roman" w:hAnsi="Times New Roman" w:cs="Times New Roman"/>
-          <w:b w:val="0"/>
+          <w:rFonts w:ascii="Arial" w:hAnsi="Arial" w:eastAsia="Arial"/>
           <w:i w:val="0"/>
-          <w:sz w:val="24"/>
+          <w:color w:val="000000"/>
+          <w:sz w:val="22"/>
         </w:rPr>
         <w:t>— A kişi, harada olduğunu bilirdinsə, niyə məndən gizlədirdin? Demək, buna görə belə rahat idin?</w:t>
       </w:r>
     </w:p>
     <w:p>
       <w:pPr>
-        <w:ind w:firstLine="425"/>
-        <w:jc w:val="both"/>
+        <w:jc w:val="left"/>
       </w:pPr>
       <w:r>
         <w:rPr>
-          <w:rFonts w:ascii="Times New Roman" w:hAnsi="Times New Roman" w:cs="Times New Roman"/>
-          <w:b w:val="0"/>
+          <w:rFonts w:ascii="Arial" w:hAnsi="Arial" w:eastAsia="Arial"/>
           <w:i w:val="0"/>
-          <w:sz w:val="24"/>
+          <w:color w:val="000000"/>
+          <w:sz w:val="22"/>
         </w:rPr>
         <w:t>Daim əsəbi görünən ata kövrəldi, gözlərindən yaş axdı:</w:t>
       </w:r>
     </w:p>
     <w:p>
       <w:pPr>
-        <w:ind w:firstLine="425"/>
-        <w:jc w:val="both"/>
+        <w:jc w:val="left"/>
       </w:pPr>
       <w:r>
         <w:rPr>
-          <w:rFonts w:ascii="Times New Roman" w:hAnsi="Times New Roman" w:cs="Times New Roman"/>
-          <w:b w:val="0"/>
+          <w:rFonts w:ascii="Arial" w:hAnsi="Arial" w:eastAsia="Arial"/>
           <w:i w:val="0"/>
-          <w:sz w:val="24"/>
+          <w:color w:val="000000"/>
+          <w:sz w:val="22"/>
         </w:rPr>
         <w:t>— O mənim canımdır, canım, — dedi.</w:t>
       </w:r>
     </w:p>
     <w:p>
       <w:pPr>
-        <w:ind w:firstLine="425"/>
-        <w:jc w:val="both"/>
+        <w:jc w:val="left"/>
       </w:pPr>
       <w:r>
         <w:rPr>
-          <w:rFonts w:ascii="Times New Roman" w:hAnsi="Times New Roman" w:cs="Times New Roman"/>
-          <w:b w:val="0"/>
+          <w:rFonts w:ascii="Arial" w:hAnsi="Arial" w:eastAsia="Arial"/>
           <w:i w:val="0"/>
-          <w:sz w:val="24"/>
+          <w:color w:val="000000"/>
+          <w:sz w:val="22"/>
         </w:rPr>
         <w:t>— Nə vaxtdan bilirsən? — deyə ana soruşdu.</w:t>
       </w:r>
     </w:p>
     <w:p>
       <w:pPr>
-        <w:ind w:firstLine="425"/>
-        <w:jc w:val="both"/>
+        <w:jc w:val="left"/>
       </w:pPr>
       <w:r>
         <w:rPr>
-          <w:rFonts w:ascii="Times New Roman" w:hAnsi="Times New Roman" w:cs="Times New Roman"/>
-          <w:b w:val="0"/>
+          <w:rFonts w:ascii="Arial" w:hAnsi="Arial" w:eastAsia="Arial"/>
           <w:i w:val="0"/>
-          <w:sz w:val="24"/>
+          <w:color w:val="000000"/>
+          <w:sz w:val="22"/>
         </w:rPr>
         <w:t>— Getdiyi gündən. Bəzən günorta fasiləsində nə yeyib-içdiyini görmək üçün gedib uzaqdan izləyirdim. Hərdən evə gec gəlməyimin səbəbi də bu idi: axşamlar gedib oğlumuzun nə etdiyini, kimlərlə oturub-durduğunu bilmək üçün onu izləyirdim, — deyə ata cavab verdi.</w:t>
       </w:r>
     </w:p>
     <w:p>
       <w:pPr>
-        <w:ind w:firstLine="425"/>
-        <w:jc w:val="both"/>
+        <w:jc w:val="left"/>
       </w:pPr>
       <w:r>
         <w:rPr>
-          <w:rFonts w:ascii="Times New Roman" w:hAnsi="Times New Roman" w:cs="Times New Roman"/>
-          <w:b w:val="0"/>
+          <w:rFonts w:ascii="Arial" w:hAnsi="Arial" w:eastAsia="Arial"/>
           <w:i w:val="0"/>
-          <w:sz w:val="24"/>
+          <w:color w:val="000000"/>
+          <w:sz w:val="22"/>
         </w:rPr>
         <w:t>İxtiyarlar bir-birinə sarılıb ağlayarkən qapı döyüldü. Ana göz yaşlarını silə-silə qapını açmağa getdi.</w:t>
       </w:r>
     </w:p>
     <w:p>
       <w:pPr>
-        <w:ind w:firstLine="425"/>
-        <w:jc w:val="both"/>
+        <w:jc w:val="left"/>
       </w:pPr>
       <w:r>
         <w:rPr>
-          <w:rFonts w:ascii="Times New Roman" w:hAnsi="Times New Roman" w:cs="Times New Roman"/>
-          <w:b w:val="0"/>
+          <w:rFonts w:ascii="Arial" w:hAnsi="Arial" w:eastAsia="Arial"/>
           <w:i w:val="0"/>
-          <w:sz w:val="24"/>
+          <w:color w:val="000000"/>
+          <w:sz w:val="22"/>
         </w:rPr>
         <w:t>Oğul evə dönmüşdü. Valideynlərinin əlindən öpüb onları qucaqladı. Başa düşmüşdü — onu unutduğunu, qəlbindən qoparıb atdığını düşündüyü atasının əslində gözünü övladının üstündən heç ayırmadığını anlamışdı.</w:t>
       </w:r>
     </w:p>
     <w:p>
       <w:pPr>
-        <w:spacing w:after="40"/>
-      </w:pPr>
-    </w:p>
-    <w:p>
-      <w:pPr>
+        <w:pStyle w:val="Moral"/>
+        <w:keepNext/>
+        <w:keepLines/>
+        <w:widowControl/>
+        <w:spacing w:before="240" w:after="180" w:line="283" w:lineRule="auto"/>
+        <w:ind w:left="240" w:right="240"/>
+        <w:jc w:val="left"/>
         <w:pBdr>
-          <w:top w:val="single" w:sz="4" w:space="6" w:color="D9C7A3"/>
-          <w:left w:val="single" w:sz="24" w:space="12" w:color="B8860B"/>
-          <w:bottom w:val="single" w:sz="4" w:space="6" w:color="D9C7A3"/>
-          <w:right w:val="single" w:sz="4" w:space="10" w:color="D9C7A3"/>
+          <w:top w:val="single" w:sz="8" w:space="7" w:color="E8D59A"/>
+          <w:left w:val="single" w:sz="32" w:space="11" w:color="C6A23A"/>
+          <w:bottom w:val="single" w:sz="8" w:space="7" w:color="E8D59A"/>
+          <w:right w:val="single" w:sz="8" w:space="11" w:color="E8D59A"/>
         </w:pBdr>
-        <w:shd w:val="clear" w:color="auto" w:fill="FBF6EA"/>
-        <w:spacing w:before="0" w:after="60"/>
-        <w:ind w:left="227" w:right="113"/>
-        <w:jc w:val="both"/>
+        <w:shd w:val="clear" w:color="auto" w:fill="FFF8E1"/>
       </w:pPr>
       <w:r>
         <w:rPr>
-          <w:rFonts w:ascii="Times New Roman" w:hAnsi="Times New Roman" w:cs="Times New Roman"/>
+          <w:rFonts w:ascii="Arial" w:hAnsi="Arial" w:eastAsia="Arial" w:cs="Arial"/>
+          <w:b/>
+          <w:i w:val="0"/>
+          <w:color w:val="9A7417"/>
+          <w:sz w:val="22"/>
+        </w:rPr>
+        <w:t xml:space="preserve">İbrət: </w:t>
+      </w:r>
+      <w:r>
+        <w:rPr>
+          <w:rFonts w:ascii="Arial" w:hAnsi="Arial" w:eastAsia="Arial" w:cs="Arial"/>
           <w:b w:val="0"/>
-          <w:i/>
-          <w:color w:val="333333"/>
-          <w:sz w:val="24"/>
+          <w:i w:val="0"/>
+          <w:color w:val="3F3826"/>
+          <w:sz w:val="22"/>
         </w:rPr>
         <w:t>Sevgini gizlətmə, göstər. Bəzən vaxtında atılan bir addım illərlə davam edən küskünlüyün qarşısını alır.</w:t>
       </w:r>
     </w:p>
     <w:p>
       <w:pPr>
-        <w:spacing w:after="120"/>
+        <w:keepLines/>
+        <w:widowControl/>
+        <w:spacing w:before="60" w:after="0" w:line="240" w:lineRule="auto"/>
+        <w:jc w:val="right"/>
       </w:pPr>
+      <w:r>
+        <w:rPr>
+          <w:rFonts w:ascii="Arial" w:hAnsi="Arial" w:eastAsia="Arial" w:cs="Arial"/>
+          <w:b w:val="0"/>
+          <w:i/>
+          <w:color w:val="8A7950"/>
+          <w:sz w:val="17"/>
+        </w:rPr>
+        <w:t>Hekayə açıq İnternet mənbələrindən əldə olunub.</w:t>
+      </w:r>
     </w:p>
     <w:sectPr>
       <w:pgSz w:w="12240" w:h="15840"/>
-      <w:pgMar w:top="1417" w:right="1417" w:bottom="1417" w:left="1417" w:header="720" w:footer="720" w:gutter="0"/>
+      <w:pgMar w:top="1440" w:right="1440" w:bottom="1440" w:left="1440" w:header="708" w:footer="708" w:gutter="0"/>
       <w:cols w:space="720"/>
       <w:docGrid w:linePitch="360"/>
     </w:sectPr>
@@ -793,12 +797,12 @@
     <w:qFormat/>
     <w:rsid w:val="00FC693F"/>
     <w:pPr>
-      <w:spacing w:line="276" w:lineRule="auto" w:after="120" w:before="0"/>
-      <w:jc w:val="both"/>
+      <w:spacing w:before="0" w:after="160" w:line="276" w:lineRule="auto"/>
     </w:pPr>
     <w:rPr>
-      <w:rFonts w:ascii="Times New Roman" w:hAnsi="Times New Roman" w:cs="Times New Roman"/>
-      <w:sz w:val="24"/>
+      <w:rFonts w:ascii="Arial" w:hAnsi="Arial" w:eastAsia="Arial"/>
+      <w:color w:val="000000"/>
+      <w:sz w:val="22"/>
     </w:rPr>
   </w:style>
   <w:style w:type="paragraph" w:styleId="Header">
@@ -856,17 +860,15 @@
     <w:pPr>
       <w:keepNext/>
       <w:keepLines/>
-      <w:spacing w:before="360" w:after="160"/>
-      <w:jc w:val="left"/>
+      <w:spacing w:before="480" w:after="0"/>
       <w:outlineLvl w:val="0"/>
     </w:pPr>
     <w:rPr>
-      <w:rFonts w:asciiTheme="majorHAnsi" w:eastAsiaTheme="majorEastAsia" w:hAnsiTheme="majorHAnsi" w:cstheme="majorBidi" w:ascii="Times New Roman" w:hAnsi="Times New Roman" w:cs="Times New Roman"/>
+      <w:rFonts w:asciiTheme="majorHAnsi" w:eastAsiaTheme="majorEastAsia" w:hAnsiTheme="majorHAnsi" w:cstheme="majorBidi"/>
       <w:b/>
       <w:bCs/>
-      <w:i w:val="0"/>
-      <w:color w:val="1F1F1F"/>
-      <w:sz w:val="30"/>
+      <w:color w:val="365F91" w:themeColor="accent1" w:themeShade="BF"/>
+      <w:sz w:val="28"/>
       <w:szCs w:val="28"/>
     </w:rPr>
   </w:style>
@@ -12484,6 +12486,18 @@
         <w:shd w:val="clear" w:color="auto" w:fill="FBCAA2" w:themeFill="accent6" w:themeFillTint="7F"/>
       </w:tcPr>
     </w:tblStylePr>
+  </w:style>
+  <w:style w:type="paragraph" w:customStyle="1" w:styleId="Moral">
+    <w:name w:val="Moral"/>
+    <w:basedOn w:val="Normal"/>
+    <w:pPr>
+      <w:spacing w:before="160" w:after="0" w:line="276" w:lineRule="auto"/>
+    </w:pPr>
+    <w:rPr>
+      <w:rFonts w:ascii="Arial" w:hAnsi="Arial" w:eastAsia="Arial"/>
+      <w:i/>
+      <w:sz w:val="22"/>
+    </w:rPr>
   </w:style>
 </w:styles>
 </file>
